--- a/template_sph.docx
+++ b/template_sph.docx
@@ -251,70 +251,70 @@
         <w:t>:</w:t>
       </w:r>
     </w:p>
-    <w:p/>
-    <w:p>
-      <w:r>
-        <w:t>{</w:t>
-      </w:r>
-      <w:proofErr w:type="gramStart"/>
-      <w:r>
-        <w:t xml:space="preserve">{ </w:t>
-      </w:r>
-      <w:proofErr w:type="spellStart"/>
-      <w:r>
-        <w:t>tabel</w:t>
-      </w:r>
-      <w:proofErr w:type="gramEnd"/>
-      <w:r>
-        <w:t>_sph</w:t>
-      </w:r>
-      <w:proofErr w:type="spellEnd"/>
-      <w:r>
-        <w:t xml:space="preserve"> }}</w:t>
-      </w:r>
-    </w:p>
-    <w:p/>
-    <w:p>
-      <w:proofErr w:type="spellStart"/>
-      <w:r>
-        <w:t>Demikian</w:t>
-      </w:r>
-      <w:proofErr w:type="spellEnd"/>
-      <w:r>
-        <w:t xml:space="preserve"> </w:t>
-      </w:r>
-      <w:proofErr w:type="spellStart"/>
-      <w:r>
-        <w:t>penawaran</w:t>
-      </w:r>
-      <w:proofErr w:type="spellEnd"/>
-      <w:r>
-        <w:t xml:space="preserve"> </w:t>
-      </w:r>
-      <w:proofErr w:type="spellStart"/>
-      <w:r>
-        <w:t>ini</w:t>
-      </w:r>
-      <w:proofErr w:type="spellEnd"/>
-      <w:r>
-        <w:t>,</w:t>
-      </w:r>
-    </w:p>
-    <w:p>
-      <w:proofErr w:type="spellStart"/>
-      <w:r>
-        <w:t>Hormat</w:t>
-      </w:r>
-      <w:proofErr w:type="spellEnd"/>
-      <w:r>
-        <w:t xml:space="preserve"> kami,</w:t>
-      </w:r>
-    </w:p>
-    <w:p/>
     <w:p>
       <w:bookmarkStart w:id="0" w:name="_GoBack"/>
       <w:bookmarkEnd w:id="0"/>
     </w:p>
+    <w:p>
+      <w:r>
+        <w:t>{</w:t>
+      </w:r>
+      <w:proofErr w:type="gramStart"/>
+      <w:r>
+        <w:t xml:space="preserve">{ </w:t>
+      </w:r>
+      <w:proofErr w:type="spellStart"/>
+      <w:r>
+        <w:t>tabel</w:t>
+      </w:r>
+      <w:proofErr w:type="gramEnd"/>
+      <w:r>
+        <w:t>_sph</w:t>
+      </w:r>
+      <w:proofErr w:type="spellEnd"/>
+      <w:r>
+        <w:t xml:space="preserve"> }}</w:t>
+      </w:r>
+    </w:p>
+    <w:p/>
+    <w:p>
+      <w:proofErr w:type="spellStart"/>
+      <w:r>
+        <w:t>Demikian</w:t>
+      </w:r>
+      <w:proofErr w:type="spellEnd"/>
+      <w:r>
+        <w:t xml:space="preserve"> </w:t>
+      </w:r>
+      <w:proofErr w:type="spellStart"/>
+      <w:r>
+        <w:t>penawaran</w:t>
+      </w:r>
+      <w:proofErr w:type="spellEnd"/>
+      <w:r>
+        <w:t xml:space="preserve"> </w:t>
+      </w:r>
+      <w:proofErr w:type="spellStart"/>
+      <w:r>
+        <w:t>ini</w:t>
+      </w:r>
+      <w:proofErr w:type="spellEnd"/>
+      <w:r>
+        <w:t>,</w:t>
+      </w:r>
+    </w:p>
+    <w:p>
+      <w:proofErr w:type="spellStart"/>
+      <w:r>
+        <w:t>Hormat</w:t>
+      </w:r>
+      <w:proofErr w:type="spellEnd"/>
+      <w:r>
+        <w:t xml:space="preserve"> kami,</w:t>
+      </w:r>
+    </w:p>
+    <w:p/>
+    <w:p/>
     <w:p/>
     <w:p>
       <w:r>
@@ -768,6 +768,25 @@
     <w:semiHidden/>
     <w:unhideWhenUsed/>
   </w:style>
+  <w:style w:type="table" w:styleId="TableGrid">
+    <w:name w:val="Table Grid"/>
+    <w:basedOn w:val="TableNormal"/>
+    <w:uiPriority w:val="39"/>
+    <w:rsid w:val="00BB4917"/>
+    <w:pPr>
+      <w:spacing w:after="0" w:line="240" w:lineRule="auto"/>
+    </w:pPr>
+    <w:tblPr>
+      <w:tblBorders>
+        <w:top w:val="single" w:sz="4" w:space="0" w:color="auto"/>
+        <w:left w:val="single" w:sz="4" w:space="0" w:color="auto"/>
+        <w:bottom w:val="single" w:sz="4" w:space="0" w:color="auto"/>
+        <w:right w:val="single" w:sz="4" w:space="0" w:color="auto"/>
+        <w:insideH w:val="single" w:sz="4" w:space="0" w:color="auto"/>
+        <w:insideV w:val="single" w:sz="4" w:space="0" w:color="auto"/>
+      </w:tblBorders>
+    </w:tblPr>
+  </w:style>
 </w:styles>
 </file>
 
